--- a/03_Outputs/final scripts/ru/Module 4/4.1.0-ru.docx
+++ b/03_Outputs/final scripts/ru/Module 4/4.1.0-ru.docx
@@ -9,7 +9,7 @@
     </w:p>
     <w:p>
       <w:r>
-        <w:t>В 2024 году глобальные инвестиции в переход к низкоуглеродной энергетике выросли на 11 процентов, достигнув рекордных 2,1 триллиона долларов США. Это отмечает значительный скачок, но все еще не достигает уровней, необходимых для выполнения международных климатических целей. Развивающиеся рынки и экономики за пределами Китая составляют всего около 15 процентов глобальных инвестиций в чистую энергию, несмотря на то, что в них проживает более половины мирового населения. Например, в странах субсахарской Африки за период с 2000 по 2024 год было получено всего 2 процента от глобальных инвестиций в чистую энергию.</w:t>
+        <w:t>В 2024 году глобальные инвестиции в переход к низкоуглеродной энергетике выросли на 11 процентов, достигнув рекордных 2,1 триллиона долларов США. Это отмечает значительный скачок, но все еще не достигает уровней, необходимых для выполнения международных климатических целей. Развивающиеся рынки и экономики за пределами Китая составляют всего около 15 процентов глобальных инвестиций в чистую энергию, несмотря на то, что в них проживает более половины населения мира. Например, в странах субсахарской Африки за период с 2000 по 2024 год было получено всего 2 процента от глобальных инвестиций в чистую энергию.</w:t>
       </w:r>
     </w:p>
     <w:p>
@@ -24,7 +24,7 @@
     </w:p>
     <w:p>
       <w:r>
-        <w:t>Технологические достижения, такие как хранение энергии, умные сети и цифровизация, повышают эффективность системы, надежность и участие потребителей, переопределяя динамику рынка для производителей, дистрибьюторов, регуляторов и инвесторов.</w:t>
+        <w:t>Технологические достижения, такие как хранение энергии, умные сети и цифровизация, улучшают эффективность систем, надежность и участие потребителей, переопределяя динамику рынка для производителей, дистрибьюторов, регуляторов и инвесторов.</w:t>
       </w:r>
     </w:p>
     <w:p>

--- a/03_Outputs/final scripts/ru/Module 4/4.1.0-ru.docx
+++ b/03_Outputs/final scripts/ru/Module 4/4.1.0-ru.docx
@@ -14,7 +14,7 @@
     </w:p>
     <w:p>
       <w:r>
-        <w:t>Этот дисбаланс рискует закрепить за регионами с высоким потенциалом зависимость от ископаемого топлива, усугубляя социальное неравенство и подрывая климатические цели. Многие страны сталкиваются с «тройной санкцией»: повышенными затратами на финансирование и электроэнергию, сильной зависимостью от импортных ископаемых видов топлива и ограниченным доступом к технологиям и квалифицированной рабочей силе — все это усложняет их энергетический переход.</w:t>
+        <w:t>Это дисбаланс рискует закрепить за регионами с высоким потенциалом зависимость от ископаемого топлива, усугубляя социальное неравенство и подрывая климатические цели. Многие страны сталкиваются с «тройной санкцией»: повышенными затратами на финансирование и электроэнергию, сильной зависимостью от импортных ископаемых видов топлива и ограниченным доступом к технологиям и квалифицированной рабочей силе — все это усложняет их энергетический переход.</w:t>
       </w:r>
     </w:p>
     <w:p>
